--- a/launch/Back_Matter_Pages.docx
+++ b/launch/Back_Matter_Pages.docx
@@ -65,7 +65,7 @@
           <w:b w:val="0"/>
           <w:i w:val="0"/>
         </w:rPr>
-        <w:t>Gloria named it on a porch on Delmar: armor, ’cause it covers you. Civic, ’cause it ain’t yours.</w:t>
+        <w:t>Gloria named it on a porch on Elmhurst: armor, ’cause it covers you. Civic, ’cause it ain’t yours.</w:t>
       </w:r>
     </w:p>
     <w:p>
